--- a/SQL注入POC测试报告.docx
+++ b/SQL注入POC测试报告.docx
@@ -275,6 +275,22 @@
       </w:r>
     </w:p>
     <w:p>
+      <w:r>
+        <w:t>登录命令：</w:t>
+      </w:r>
+    </w:p>
+    <w:p>
+      <w:pPr>
+        <w:ind w:left="567"/>
+      </w:pPr>
+      <w:r>
+        <w:rPr>
+          <w:rFonts w:ascii="Courier New" w:hAnsi="Courier New"/>
+        </w:rPr>
+        <w:t>curl http://127.0.0.1:5000/login -d "username=admin&amp;password=admin123" -c /tmp/cookies.txt</w:t>
+      </w:r>
+    </w:p>
+    <w:p>
       <w:pPr>
         <w:pStyle w:val="Heading2"/>
       </w:pPr>
@@ -338,6 +354,7 @@
         <w:t>sql = f"SELECT * FROM users WHERE username LIKE '%{keyword}%' OR email LIKE '%{keyword}%'"</w:t>
       </w:r>
     </w:p>
+    <w:p/>
     <w:p>
       <w:r>
         <w:t>注册功能（app.py）：</w:t>
@@ -355,9 +372,10 @@
         <w:t>sql = f"INSERT INTO users (username, password, email, phone) VALUES ('{username}', '{password}', '{email}', '{phone}')"</w:t>
       </w:r>
     </w:p>
+    <w:p/>
     <w:p>
       <w:r>
-        <w:t>开发者直接将用户输入拼接进 SQL 语句，未做任何过滤或参数化处理。攻击者可以构造特殊输入改变 SQL 语义。</w:t>
+        <w:t>开发者直接将用户输入拼接进 SQL 语句，未做任何过滤或参数化处理。攻击者可以通过构造特殊输入，改变 SQL 语句的语义，实现未授权访问或数据篡改。正确的做法是使用参数化查询（? 占位符）或 ORM 框架。</w:t>
       </w:r>
     </w:p>
     <w:p>
@@ -378,7 +396,7 @@
         <w:pStyle w:val="Heading2"/>
       </w:pPr>
       <w:r>
-        <w:t>测试步骤</w:t>
+        <w:t>测试命令</w:t>
       </w:r>
     </w:p>
     <w:p>
@@ -410,7 +428,7 @@
         <w:rPr>
           <w:rFonts w:ascii="Courier New" w:hAnsi="Courier New"/>
         </w:rPr>
-        <w:t>curl "http://127.0.0.1:5000/search?keyword=%27%20UNION%20SELECT%201,%27inj%27,%27inj_pass%27,%27inj@x.com%27,%27138%27--%20" -b /tmp/cookies.txt</w:t>
+        <w:t>curl "http://127.0.0.1:5000/search?keyword=%27%20UNION%20SELECT%201,%27inj%27,%27inj_pass%27,%27inj@x.com%27,%27138%27138%27--%20" -b /tmp/cookies.txt</w:t>
       </w:r>
     </w:p>
     <w:p>
@@ -423,7 +441,7 @@
     </w:p>
     <w:p>
       <w:r>
-        <w:t>搜索结果中出现 "inj" 用户名，该用户非数据库真实用户，而是 UNION SELECT 注入的虚假数据。</w:t>
+        <w:t>搜索结果中出现 "inj" 用户名，该用户并非数据库真实用户，而是通过 UNION SELECT 注入的虚假数据。</w:t>
       </w:r>
     </w:p>
     <w:p>
@@ -436,7 +454,7 @@
     </w:p>
     <w:p>
       <w:r>
-        <w:t>UNION 合并两个 SELECT 结果集。注入后生成 SQL：</w:t>
+        <w:t>UNION 操作符用于合并两个 SELECT 语句的结果集。注入后生成的 SQL：</w:t>
       </w:r>
     </w:p>
     <w:p>
@@ -448,12 +466,39 @@
           <w:rFonts w:ascii="Courier New" w:hAnsi="Courier New"/>
           <w:sz w:val="18"/>
         </w:rPr>
-        <w:t>SELECT * FROM users WHERE username LIKE '%' UNION SELECT 1,'inj','inj_pass','inj@x.com','138'-- %'</w:t>
+        <w:t>SELECT * FROM users WHERE username LIKE '%' UNION SELECT 1,'inj','inj_pass','inj@x.com','138'-- %' OR email LIKE '%' UNION SELECT 1,'inj','inj_pass','inj@x.com','138'-- %'</w:t>
       </w:r>
     </w:p>
     <w:p>
+      <w:pPr>
+        <w:pStyle w:val="ListBullet"/>
+      </w:pPr>
       <w:r>
-        <w:t>列数必须匹配：users 表有 5 列，UNION SELECT 也必须提供 5 个值。</w:t>
+        <w:t>关键点：</w:t>
+      </w:r>
+    </w:p>
+    <w:p>
+      <w:pPr>
+        <w:pStyle w:val="ListBullet"/>
+      </w:pPr>
+      <w:r>
+        <w:t>列数必须匹配：users 表有 5 列，UNION SELECT 也必须提供 5 个值</w:t>
+      </w:r>
+    </w:p>
+    <w:p>
+      <w:pPr>
+        <w:pStyle w:val="ListBullet"/>
+      </w:pPr>
+      <w:r>
+        <w:t>注释符 -- 后面必须加空格，SQLite 才能识别为注释</w:t>
+      </w:r>
+    </w:p>
+    <w:p>
+      <w:pPr>
+        <w:pStyle w:val="ListBullet"/>
+      </w:pPr>
+      <w:r>
+        <w:t>UNION 后面的 SELECT 返回自定义数据，与原始查询结果合并展示</w:t>
       </w:r>
     </w:p>
     <w:p>
@@ -498,7 +543,7 @@
     </w:p>
     <w:p>
       <w:r>
-        <w:t>返回数据库中所有用户（admin、alice 等），而非仅匹配关键词的用户。</w:t>
+        <w:t>返回数据库中所有用户（admin、alice 及其他注册用户），而非仅匹配关键词的用户。</w:t>
       </w:r>
     </w:p>
     <w:p>
@@ -528,7 +573,7 @@
     </w:p>
     <w:p>
       <w:r>
-        <w:t>'1'='1' 永真，所有行都被返回。</w:t>
+        <w:t>由于 '1'='1' 是永真条件，所有行都被返回。</w:t>
       </w:r>
     </w:p>
     <w:p>
@@ -586,7 +631,7 @@
     </w:p>
     <w:p>
       <w:r>
-        <w:t>用户名中的 )-- 提前闭合 VALUES，注释掉后续内容：</w:t>
+        <w:t>用户名中的特殊字符提前闭合了 VALUES 语句并注释掉后续内容：</w:t>
       </w:r>
     </w:p>
     <w:p>
@@ -598,7 +643,7 @@
           <w:rFonts w:ascii="Courier New" w:hAnsi="Courier New"/>
           <w:sz w:val="18"/>
         </w:rPr>
-        <w:t>INSERT INTO users (...) VALUES ('hacker', 'pass', 'h@x.com', '123')--', 'irrelevant', '', '')</w:t>
+        <w:t>INSERT INTO users (username, password, email, phone) VALUES ('hacker', 'pass', 'h@x.com', '123')--', 'irrelevant', '', '')</w:t>
       </w:r>
     </w:p>
     <w:p>
@@ -827,7 +872,7 @@
     </w:p>
     <w:p>
       <w:r>
-        <w:t>输入 keyword = ' UNION SELECT 1,'inj','inj_pass','inj@x.com','138'--</w:t>
+        <w:t xml:space="preserve">输入 keyword = ' UNION SELECT 1,'inj','inj_pass','inj@x.com','138'-- </w:t>
       </w:r>
     </w:p>
     <w:p>
@@ -848,19 +893,33 @@
       </w:r>
     </w:p>
     <w:p>
-      <w:pPr>
-        <w:pStyle w:val="ListBullet"/>
-      </w:pPr>
       <w:r>
-        <w:t>列数必须为 5：id, username, password, email, phone</w:t>
+        <w:t>为什么列数必须是 5？</w:t>
       </w:r>
     </w:p>
     <w:p>
-      <w:pPr>
-        <w:pStyle w:val="ListBullet"/>
-      </w:pPr>
       <w:r>
-        <w:t>-- 后必须加空格，SQLite 才识别为注释</w:t>
+        <w:t>SELECT * FROM users 返回 5 列（id, username, password, email, phone）</w:t>
+      </w:r>
+    </w:p>
+    <w:p>
+      <w:r>
+        <w:t>UNION SELECT 1,'inj','inj_pass','inj@x.com','138' 也必须返回 5 列</w:t>
+      </w:r>
+    </w:p>
+    <w:p>
+      <w:r>
+        <w:t>如果列数不匹配，SQLite 会报错："SELECTs to the left and right of UNION do not have the same number of result columns"</w:t>
+      </w:r>
+    </w:p>
+    <w:p>
+      <w:r>
+        <w:t>为什么注释必须加空格？</w:t>
+      </w:r>
+    </w:p>
+    <w:p>
+      <w:r>
+        <w:t>SQLite 中 -- 注释需要尾部有空格才能被正确识别为注释。如果不加空格，-- 后面的内容不会被注释掉，可能导致 SQL 语法错误。</w:t>
       </w:r>
     </w:p>
     <w:p>
@@ -895,7 +954,7 @@
     </w:p>
     <w:p>
       <w:r>
-        <w:t>'1'='1' 永真，返回全部数据。</w:t>
+        <w:t>'1'='1' 是永真条件，所有行都匹配，返回 users 表中的全部数据。</w:t>
       </w:r>
     </w:p>
     <w:p>
@@ -916,7 +975,7 @@
         <w:pStyle w:val="Heading2"/>
       </w:pPr>
       <w:r>
-        <w:t>使用参数化查询</w:t>
+        <w:t>使用参数化查询（推荐）</w:t>
       </w:r>
     </w:p>
     <w:p>
@@ -928,18 +987,18 @@
           <w:rFonts w:ascii="Courier New" w:hAnsi="Courier New"/>
           <w:sz w:val="18"/>
         </w:rPr>
-        <w:t># 修复搜索</w:t>
+        <w:t># 修复搜索功能</w:t>
         <w:br/>
         <w:t>c.execute('SELECT * FROM users WHERE username LIKE ? OR email LIKE ?',</w:t>
         <w:br/>
         <w:t xml:space="preserve">          (f'%{keyword}%', f'%{keyword}%'))</w:t>
         <w:br/>
         <w:br/>
-        <w:t># 修复注册</w:t>
+        <w:t># 修复注册功能</w:t>
         <w:br/>
-        <w:t>c.execute('INSERT INTO users VALUES (?,?,?,?,?)',</w:t>
+        <w:t>c.execute('INSERT INTO users (username, password, email, phone) VALUES (?, ?, ?, ?)',</w:t>
         <w:br/>
-        <w:t xml:space="preserve">          (None, username, password, email, phone))</w:t>
+        <w:t xml:space="preserve">          (username, password, email, phone))</w:t>
       </w:r>
     </w:p>
     <w:p>
@@ -947,7 +1006,7 @@
         <w:pStyle w:val="Heading2"/>
       </w:pPr>
       <w:r>
-        <w:t>其他措施</w:t>
+        <w:t>输入验证与过滤</w:t>
       </w:r>
     </w:p>
     <w:p>
@@ -955,7 +1014,7 @@
         <w:pStyle w:val="ListBullet"/>
       </w:pPr>
       <w:r>
-        <w:t>输入验证：只允许合法字符</w:t>
+        <w:t>对用户输入进行白名单验证，只允许合法字符。</w:t>
       </w:r>
     </w:p>
     <w:p>
@@ -963,7 +1022,15 @@
         <w:pStyle w:val="ListBullet"/>
       </w:pPr>
       <w:r>
-        <w:t>最小权限：数据库账户分层管理</w:t>
+        <w:t>限制输入长度，防止缓冲区溢出攻击。</w:t>
+      </w:r>
+    </w:p>
+    <w:p>
+      <w:pPr>
+        <w:pStyle w:val="Heading2"/>
+      </w:pPr>
+      <w:r>
+        <w:t>最小权限原则</w:t>
       </w:r>
     </w:p>
     <w:p>
@@ -971,7 +1038,15 @@
         <w:pStyle w:val="ListBullet"/>
       </w:pPr>
       <w:r>
-        <w:t>WAF 防护：部署 Web 应用防火墙</w:t>
+        <w:t>数据库账户只授予必要的权限（如只读、只写），不使用管理员账户连接。</w:t>
+      </w:r>
+    </w:p>
+    <w:p>
+      <w:pPr>
+        <w:pStyle w:val="Heading2"/>
+      </w:pPr>
+      <w:r>
+        <w:t>WAF 防护</w:t>
       </w:r>
     </w:p>
     <w:p>
@@ -979,7 +1054,31 @@
         <w:pStyle w:val="ListBullet"/>
       </w:pPr>
       <w:r>
-        <w:t>定期审计：代码审查 + 安全扫描</w:t>
+        <w:t>部署 Web 应用防火墙（如长亭雷池 SafeLine）作为额外防护层。</w:t>
+      </w:r>
+    </w:p>
+    <w:p>
+      <w:pPr>
+        <w:pStyle w:val="ListBullet"/>
+      </w:pPr>
+      <w:r>
+        <w:t>定期更新 WAF 规则库，应对新型攻击手法。</w:t>
+      </w:r>
+    </w:p>
+    <w:p>
+      <w:pPr>
+        <w:pStyle w:val="Heading2"/>
+      </w:pPr>
+      <w:r>
+        <w:t>定期安全审计</w:t>
+      </w:r>
+    </w:p>
+    <w:p>
+      <w:pPr>
+        <w:pStyle w:val="ListBullet"/>
+      </w:pPr>
+      <w:r>
+        <w:t>定期进行代码审查，使用 Bandit、Safety 等工具扫描依赖和代码。</w:t>
       </w:r>
     </w:p>
     <w:sectPr>
